--- a/EG 2.1-Write User stories.docx
+++ b/EG 2.1-Write User stories.docx
@@ -24,7 +24,7 @@
         <w:pStyle w:val="Heading1"/>
       </w:pPr>
       <w:r>
-        <w:t>Lab 2: User Stories (60 mins)</w:t>
+        <w:t>Lab: User Stories (60 mins)</w:t>
       </w:r>
     </w:p>
     <w:p>
@@ -194,7 +194,64 @@
           <w:sz w:val="28"/>
           <w:szCs w:val="28"/>
         </w:rPr>
-        <w:t>As a [user], I want [goal], so that [reason]</w:t>
+        <w:t>As a [</w:t>
+      </w:r>
+      <w:r>
+        <w:rPr>
+          <w:b/>
+          <w:bCs/>
+          <w:color w:val="77206D" w:themeColor="accent5" w:themeShade="BF"/>
+          <w:sz w:val="28"/>
+          <w:szCs w:val="28"/>
+        </w:rPr>
+        <w:t>user</w:t>
+      </w:r>
+      <w:r>
+        <w:rPr>
+          <w:b/>
+          <w:bCs/>
+          <w:sz w:val="28"/>
+          <w:szCs w:val="28"/>
+        </w:rPr>
+        <w:t>], I want [</w:t>
+      </w:r>
+      <w:r>
+        <w:rPr>
+          <w:b/>
+          <w:bCs/>
+          <w:color w:val="77206D" w:themeColor="accent5" w:themeShade="BF"/>
+          <w:sz w:val="28"/>
+          <w:szCs w:val="28"/>
+        </w:rPr>
+        <w:t>goal</w:t>
+      </w:r>
+      <w:r>
+        <w:rPr>
+          <w:b/>
+          <w:bCs/>
+          <w:sz w:val="28"/>
+          <w:szCs w:val="28"/>
+        </w:rPr>
+        <w:t>], so that [</w:t>
+      </w:r>
+      <w:r>
+        <w:rPr>
+          <w:b/>
+          <w:bCs/>
+          <w:color w:val="77206D" w:themeColor="accent5" w:themeShade="BF"/>
+          <w:sz w:val="28"/>
+          <w:szCs w:val="28"/>
+        </w:rPr>
+        <w:t>reason</w:t>
+      </w:r>
+      <w:r>
+        <w:rPr>
+          <w:b/>
+          <w:bCs/>
+          <w:sz w:val="28"/>
+          <w:szCs w:val="28"/>
+        </w:rPr>
+        <w:t>]</w:t>
       </w:r>
     </w:p>
     <w:p>
